--- a/pr-preview/pr-308/algebra-basics-tracked-changes.docx
+++ b/pr-preview/pr-308/algebra-basics-tracked-changes.docx
@@ -16,7 +16,7 @@
       </w:pPr>
       <w:del w:id="1" w:author="PR Preview" w:date="2026-01-01T00:00:00Z">
         <w:r>
-          <w:delText xml:space="preserve">Last modified: 2026-10-15 02:44:48 (PDT)</w:delText>
+          <w:delText xml:space="preserve">Last modified: 2026-10-15 04:45:51 (PDT)</w:delText>
         </w:r>
       </w:del>
     </w:p>
@@ -26,7 +26,7 @@
       </w:pPr>
       <w:ins w:id="2" w:author="PR Preview" w:date="2026-01-01T00:00:00Z">
         <w:r>
-          <w:t xml:space="preserve">Last modified: 2026-10-15 02:49:28 (PDT)</w:t>
+          <w:t xml:space="preserve">Last modified: 2026-10-15 05:19:02 (PDT)</w:t>
         </w:r>
       </w:ins>
     </w:p>
@@ -8826,12 +8826,16 @@
           <w:numId w:val="1013"/>
         </w:numPr>
       </w:pPr>
-      <w:r>
-        <w:t xml:space="preserve">Show that</w:t>
-      </w:r>
-      <w:r>
-        <w:t xml:space="preserve"> </w:t>
-      </w:r>
+      <w:del w:id="3" w:author="PR Preview" w:date="2026-01-01T00:00:00Z">
+        <w:r>
+          <w:delText xml:space="preserve">Factor</w:delText>
+        </w:r>
+      </w:del>
+      <w:del w:id="4" w:author="PR Preview" w:date="2026-01-01T00:00:00Z">
+        <w:r>
+          <w:delText xml:space="preserve"> </w:delText>
+        </w:r>
+      </w:del>
       <m:oMath>
         <m:r>
           <m:t>f</m:t>
@@ -8875,73 +8879,17 @@
           </m:rPr>
           <m:t>)</m:t>
         </m:r>
-        <m:r>
-          <m:rPr>
-            <m:sty m:val="p"/>
-          </m:rPr>
-          <m:t>=</m:t>
-        </m:r>
-        <m:r>
-          <m:rPr>
-            <m:sty m:val="p"/>
-          </m:rPr>
-          <m:t>(</m:t>
-        </m:r>
-        <m:r>
-          <m:t>x</m:t>
-        </m:r>
-        <m:r>
-          <m:rPr>
-            <m:sty m:val="p"/>
-          </m:rPr>
-          <m:t>−</m:t>
-        </m:r>
-        <m:r>
-          <m:t>1</m:t>
-        </m:r>
-        <m:sSup>
-          <m:e>
-            <m:r>
-              <m:rPr>
-                <m:sty m:val="p"/>
-              </m:rPr>
-              <m:t>)</m:t>
-            </m:r>
-          </m:e>
-          <m:sup>
-            <m:r>
-              <m:t>2</m:t>
-            </m:r>
-          </m:sup>
-        </m:sSup>
-        <m:r>
-          <m:rPr>
-            <m:sty m:val="p"/>
-          </m:rPr>
-          <m:t>(</m:t>
-        </m:r>
-        <m:r>
-          <m:t>x</m:t>
-        </m:r>
-        <m:r>
-          <m:rPr>
-            <m:sty m:val="p"/>
-          </m:rPr>
-          <m:t>+</m:t>
-        </m:r>
-        <m:r>
-          <m:t>2</m:t>
-        </m:r>
-        <m:r>
-          <m:rPr>
-            <m:sty m:val="p"/>
-          </m:rPr>
-          <m:t>)</m:t>
-        </m:r>
-      </m:oMath>
-      <w:r>
-        <w:t xml:space="preserve">.</w:t>
-      </w:r>
+      </m:oMath>
+      <w:del w:id="5" w:author="PR Preview" w:date="2026-01-01T00:00:00Z">
+        <w:r>
+          <w:delText xml:space="preserve"> </w:delText>
+        </w:r>
+      </w:del>
+      <w:del w:id="6" w:author="PR Preview" w:date="2026-01-01T00:00:00Z">
+        <w:r>
+          <w:delText xml:space="preserve">completely.</w:delText>
+        </w:r>
+      </w:del>
     </w:p>
     <w:p>
       <w:pPr>
@@ -8951,12 +8899,16 @@
           <w:numId w:val="1013"/>
         </w:numPr>
       </w:pPr>
-      <w:r>
-        <w:t xml:space="preserve">Use part 1 to show that</w:t>
-      </w:r>
-      <w:r>
-        <w:t xml:space="preserve"> </w:t>
-      </w:r>
+      <w:del w:id="7" w:author="PR Preview" w:date="2026-01-01T00:00:00Z">
+        <w:r>
+          <w:delText xml:space="preserve">Use part 1 to compare</w:delText>
+        </w:r>
+      </w:del>
+      <w:del w:id="8" w:author="PR Preview" w:date="2026-01-01T00:00:00Z">
+        <w:r>
+          <w:delText xml:space="preserve"> </w:delText>
+        </w:r>
+      </w:del>
       <m:oMath>
         <m:r>
           <m:t>f</m:t>
@@ -8976,6 +8928,377 @@
           </m:rPr>
           <m:t>)</m:t>
         </m:r>
+      </m:oMath>
+      <w:del w:id="9" w:author="PR Preview" w:date="2026-01-01T00:00:00Z">
+        <w:r>
+          <w:delText xml:space="preserve"> </w:delText>
+        </w:r>
+      </w:del>
+      <w:del w:id="10" w:author="PR Preview" w:date="2026-01-01T00:00:00Z">
+        <w:r>
+          <w:delText xml:space="preserve">with</w:delText>
+        </w:r>
+      </w:del>
+      <w:del w:id="11" w:author="PR Preview" w:date="2026-01-01T00:00:00Z">
+        <w:r>
+          <w:delText xml:space="preserve"> </w:delText>
+        </w:r>
+      </w:del>
+      <m:oMath>
+        <m:r>
+          <m:t>f</m:t>
+        </m:r>
+        <m:r>
+          <m:rPr>
+            <m:sty m:val="p"/>
+          </m:rPr>
+          <m:t>(</m:t>
+        </m:r>
+        <m:r>
+          <m:t>1</m:t>
+        </m:r>
+        <m:r>
+          <m:rPr>
+            <m:sty m:val="p"/>
+          </m:rPr>
+          <m:t>)</m:t>
+        </m:r>
+      </m:oMath>
+      <w:del w:id="12" w:author="PR Preview" w:date="2026-01-01T00:00:00Z">
+        <w:r>
+          <w:delText xml:space="preserve"> </w:delText>
+        </w:r>
+      </w:del>
+      <w:del w:id="13" w:author="PR Preview" w:date="2026-01-01T00:00:00Z">
+        <w:r>
+          <w:delText xml:space="preserve">for every</w:delText>
+        </w:r>
+      </w:del>
+      <w:del w:id="14" w:author="PR Preview" w:date="2026-01-01T00:00:00Z">
+        <w:r>
+          <w:delText xml:space="preserve"> </w:delText>
+        </w:r>
+      </w:del>
+      <m:oMath>
+        <m:r>
+          <m:t>x</m:t>
+        </m:r>
+      </m:oMath>
+      <w:del w:id="15" w:author="PR Preview" w:date="2026-01-01T00:00:00Z">
+        <w:r>
+          <w:delText xml:space="preserve"> </w:delText>
+        </w:r>
+      </w:del>
+      <w:del w:id="16" w:author="PR Preview" w:date="2026-01-01T00:00:00Z">
+        <w:r>
+          <w:delText xml:space="preserve">in the interval</w:delText>
+        </w:r>
+      </w:del>
+      <w:del w:id="17" w:author="PR Preview" w:date="2026-01-01T00:00:00Z">
+        <w:r>
+          <w:delText xml:space="preserve"> </w:delText>
+        </w:r>
+      </w:del>
+      <m:oMath>
+        <m:r>
+          <m:rPr>
+            <m:sty m:val="p"/>
+          </m:rPr>
+          <m:t>(</m:t>
+        </m:r>
+        <m:r>
+          <m:t>0</m:t>
+        </m:r>
+        <m:r>
+          <m:rPr>
+            <m:sty m:val="p"/>
+          </m:rPr>
+          <m:t>,</m:t>
+        </m:r>
+        <m:r>
+          <m:t>2</m:t>
+        </m:r>
+        <m:r>
+          <m:rPr>
+            <m:sty m:val="p"/>
+          </m:rPr>
+          <m:t>)</m:t>
+        </m:r>
+      </m:oMath>
+      <w:del w:id="18" w:author="PR Preview" w:date="2026-01-01T00:00:00Z">
+        <w:r>
+          <w:delText xml:space="preserve">.</w:delText>
+        </w:r>
+      </w:del>
+      <w:del w:id="19" w:author="PR Preview" w:date="2026-01-01T00:00:00Z">
+        <w:r>
+          <w:delText xml:space="preserve"> </w:delText>
+        </w:r>
+      </w:del>
+      <w:del w:id="20" w:author="PR Preview" w:date="2026-01-01T00:00:00Z">
+        <w:r>
+          <w:delText xml:space="preserve">Is</w:delText>
+        </w:r>
+      </w:del>
+      <w:del w:id="21" w:author="PR Preview" w:date="2026-01-01T00:00:00Z">
+        <w:r>
+          <w:delText xml:space="preserve"> </w:delText>
+        </w:r>
+      </w:del>
+      <m:oMath>
+        <m:r>
+          <m:t>f</m:t>
+        </m:r>
+        <m:r>
+          <m:rPr>
+            <m:sty m:val="p"/>
+          </m:rPr>
+          <m:t>(</m:t>
+        </m:r>
+        <m:r>
+          <m:t>x</m:t>
+        </m:r>
+        <m:r>
+          <m:rPr>
+            <m:sty m:val="p"/>
+          </m:rPr>
+          <m:t>)</m:t>
+        </m:r>
+      </m:oMath>
+      <w:del w:id="22" w:author="PR Preview" w:date="2026-01-01T00:00:00Z">
+        <w:r>
+          <w:delText xml:space="preserve"> </w:delText>
+        </w:r>
+      </w:del>
+      <w:del w:id="23" w:author="PR Preview" w:date="2026-01-01T00:00:00Z">
+        <w:r>
+          <w:delText xml:space="preserve">larger than, smaller than, or equal to</w:delText>
+        </w:r>
+      </w:del>
+      <w:del w:id="24" w:author="PR Preview" w:date="2026-01-01T00:00:00Z">
+        <w:r>
+          <w:delText xml:space="preserve"> </w:delText>
+        </w:r>
+      </w:del>
+      <m:oMath>
+        <m:r>
+          <m:t>f</m:t>
+        </m:r>
+        <m:r>
+          <m:rPr>
+            <m:sty m:val="p"/>
+          </m:rPr>
+          <m:t>(</m:t>
+        </m:r>
+        <m:r>
+          <m:t>1</m:t>
+        </m:r>
+        <m:r>
+          <m:rPr>
+            <m:sty m:val="p"/>
+          </m:rPr>
+          <m:t>)</m:t>
+        </m:r>
+      </m:oMath>
+      <w:del w:id="25" w:author="PR Preview" w:date="2026-01-01T00:00:00Z">
+        <w:r>
+          <w:delText xml:space="preserve">,</w:delText>
+        </w:r>
+      </w:del>
+      <w:del w:id="26" w:author="PR Preview" w:date="2026-01-01T00:00:00Z">
+        <w:r>
+          <w:delText xml:space="preserve"> </w:delText>
+        </w:r>
+      </w:del>
+      <w:del w:id="27" w:author="PR Preview" w:date="2026-01-01T00:00:00Z">
+        <w:r>
+          <w:delText xml:space="preserve">and for which</w:delText>
+        </w:r>
+      </w:del>
+      <w:del w:id="28" w:author="PR Preview" w:date="2026-01-01T00:00:00Z">
+        <w:r>
+          <w:delText xml:space="preserve"> </w:delText>
+        </w:r>
+      </w:del>
+      <m:oMath>
+        <m:r>
+          <m:t>x</m:t>
+        </m:r>
+      </m:oMath>
+      <w:del w:id="29" w:author="PR Preview" w:date="2026-01-01T00:00:00Z">
+        <w:r>
+          <w:delText xml:space="preserve">?</w:delText>
+        </w:r>
+      </w:del>
+    </w:p>
+    <w:p>
+      <w:pPr>
+        <w:pStyle w:val="Compact"/>
+        <w:numPr>
+          <w:ilvl w:val="0"/>
+          <w:numId w:val="1013"/>
+        </w:numPr>
+      </w:pPr>
+      <w:ins w:id="30" w:author="PR Preview" w:date="2026-01-01T00:00:00Z">
+        <w:r>
+          <w:t xml:space="preserve">Show that</w:t>
+        </w:r>
+      </w:ins>
+      <w:ins w:id="31" w:author="PR Preview" w:date="2026-01-01T00:00:00Z">
+        <w:r>
+          <w:t xml:space="preserve"> </w:t>
+        </w:r>
+      </w:ins>
+      <m:oMath>
+        <m:r>
+          <m:t>f</m:t>
+        </m:r>
+        <m:r>
+          <m:rPr>
+            <m:sty m:val="p"/>
+          </m:rPr>
+          <m:t>(</m:t>
+        </m:r>
+        <m:r>
+          <m:t>x</m:t>
+        </m:r>
+        <m:r>
+          <m:rPr>
+            <m:sty m:val="p"/>
+          </m:rPr>
+          <m:t>)</m:t>
+        </m:r>
+        <m:r>
+          <m:rPr>
+            <m:sty m:val="p"/>
+          </m:rPr>
+          <m:t>−</m:t>
+        </m:r>
+        <m:r>
+          <m:t>f</m:t>
+        </m:r>
+        <m:r>
+          <m:rPr>
+            <m:sty m:val="p"/>
+          </m:rPr>
+          <m:t>(</m:t>
+        </m:r>
+        <m:r>
+          <m:t>1</m:t>
+        </m:r>
+        <m:r>
+          <m:rPr>
+            <m:sty m:val="p"/>
+          </m:rPr>
+          <m:t>)</m:t>
+        </m:r>
+        <m:r>
+          <m:rPr>
+            <m:sty m:val="p"/>
+          </m:rPr>
+          <m:t>=</m:t>
+        </m:r>
+        <m:r>
+          <m:rPr>
+            <m:sty m:val="p"/>
+          </m:rPr>
+          <m:t>(</m:t>
+        </m:r>
+        <m:r>
+          <m:t>x</m:t>
+        </m:r>
+        <m:r>
+          <m:rPr>
+            <m:sty m:val="p"/>
+          </m:rPr>
+          <m:t>−</m:t>
+        </m:r>
+        <m:r>
+          <m:t>1</m:t>
+        </m:r>
+        <m:sSup>
+          <m:e>
+            <m:r>
+              <m:rPr>
+                <m:sty m:val="p"/>
+              </m:rPr>
+              <m:t>)</m:t>
+            </m:r>
+          </m:e>
+          <m:sup>
+            <m:r>
+              <m:t>2</m:t>
+            </m:r>
+          </m:sup>
+        </m:sSup>
+        <m:r>
+          <m:rPr>
+            <m:sty m:val="p"/>
+          </m:rPr>
+          <m:t>(</m:t>
+        </m:r>
+        <m:r>
+          <m:t>x</m:t>
+        </m:r>
+        <m:r>
+          <m:rPr>
+            <m:sty m:val="p"/>
+          </m:rPr>
+          <m:t>+</m:t>
+        </m:r>
+        <m:r>
+          <m:t>2</m:t>
+        </m:r>
+        <m:r>
+          <m:rPr>
+            <m:sty m:val="p"/>
+          </m:rPr>
+          <m:t>)</m:t>
+        </m:r>
+      </m:oMath>
+      <w:ins w:id="32" w:author="PR Preview" w:date="2026-01-01T00:00:00Z">
+        <w:r>
+          <w:t xml:space="preserve">.</w:t>
+        </w:r>
+      </w:ins>
+    </w:p>
+    <w:p>
+      <w:pPr>
+        <w:pStyle w:val="Compact"/>
+        <w:numPr>
+          <w:ilvl w:val="0"/>
+          <w:numId w:val="1013"/>
+        </w:numPr>
+      </w:pPr>
+      <w:ins w:id="33" w:author="PR Preview" w:date="2026-01-01T00:00:00Z">
+        <w:r>
+          <w:t xml:space="preserve">Use part 1 to show that</w:t>
+        </w:r>
+      </w:ins>
+      <w:ins w:id="34" w:author="PR Preview" w:date="2026-01-01T00:00:00Z">
+        <w:r>
+          <w:t xml:space="preserve"> </w:t>
+        </w:r>
+      </w:ins>
+      <m:oMath>
+        <m:r>
+          <m:t>f</m:t>
+        </m:r>
+        <m:r>
+          <m:rPr>
+            <m:sty m:val="p"/>
+          </m:rPr>
+          <m:t>(</m:t>
+        </m:r>
+        <m:r>
+          <m:t>x</m:t>
+        </m:r>
+        <m:r>
+          <m:rPr>
+            <m:sty m:val="p"/>
+          </m:rPr>
+          <m:t>)</m:t>
+        </m:r>
         <m:r>
           <m:rPr>
             <m:sty m:val="p"/>
@@ -9001,29 +9324,41 @@
           <m:t>)</m:t>
         </m:r>
       </m:oMath>
-      <w:r>
-        <w:t xml:space="preserve"> </w:t>
-      </w:r>
-      <w:r>
-        <w:t xml:space="preserve">for every</w:t>
-      </w:r>
-      <w:r>
-        <w:t xml:space="preserve"> </w:t>
-      </w:r>
+      <w:ins w:id="35" w:author="PR Preview" w:date="2026-01-01T00:00:00Z">
+        <w:r>
+          <w:t xml:space="preserve"> </w:t>
+        </w:r>
+      </w:ins>
+      <w:ins w:id="36" w:author="PR Preview" w:date="2026-01-01T00:00:00Z">
+        <w:r>
+          <w:t xml:space="preserve">for every</w:t>
+        </w:r>
+      </w:ins>
+      <w:ins w:id="37" w:author="PR Preview" w:date="2026-01-01T00:00:00Z">
+        <w:r>
+          <w:t xml:space="preserve"> </w:t>
+        </w:r>
+      </w:ins>
       <m:oMath>
         <m:r>
           <m:t>x</m:t>
         </m:r>
       </m:oMath>
-      <w:r>
-        <w:t xml:space="preserve"> </w:t>
-      </w:r>
-      <w:r>
-        <w:t xml:space="preserve">in the interval</w:t>
-      </w:r>
-      <w:r>
-        <w:t xml:space="preserve"> </w:t>
-      </w:r>
+      <w:ins w:id="38" w:author="PR Preview" w:date="2026-01-01T00:00:00Z">
+        <w:r>
+          <w:t xml:space="preserve"> </w:t>
+        </w:r>
+      </w:ins>
+      <w:ins w:id="39" w:author="PR Preview" w:date="2026-01-01T00:00:00Z">
+        <w:r>
+          <w:t xml:space="preserve">in the interval</w:t>
+        </w:r>
+      </w:ins>
+      <w:ins w:id="40" w:author="PR Preview" w:date="2026-01-01T00:00:00Z">
+        <w:r>
+          <w:t xml:space="preserve"> </w:t>
+        </w:r>
+      </w:ins>
       <m:oMath>
         <m:r>
           <m:rPr>
@@ -9050,9 +9385,11 @@
           <m:t>)</m:t>
         </m:r>
       </m:oMath>
-      <w:r>
-        <w:t xml:space="preserve">.</w:t>
-      </w:r>
+      <w:ins w:id="41" w:author="PR Preview" w:date="2026-01-01T00:00:00Z">
+        <w:r>
+          <w:t xml:space="preserve">.</w:t>
+        </w:r>
+      </w:ins>
     </w:p>
     <w:p>
       <w:pPr>
@@ -9664,12 +10001,16 @@
           <w:numId w:val="1014"/>
         </w:numPr>
       </w:pPr>
-      <w:r>
-        <w:t xml:space="preserve">For</w:t>
-      </w:r>
-      <w:r>
-        <w:t xml:space="preserve"> </w:t>
-      </w:r>
+      <w:del w:id="42" w:author="PR Preview" w:date="2026-01-01T00:00:00Z">
+        <w:r>
+          <w:delText xml:space="preserve">For</w:delText>
+        </w:r>
+      </w:del>
+      <w:del w:id="43" w:author="PR Preview" w:date="2026-01-01T00:00:00Z">
+        <w:r>
+          <w:delText xml:space="preserve"> </w:delText>
+        </w:r>
+      </w:del>
       <m:oMath>
         <m:r>
           <m:t>x</m:t>
@@ -9705,12 +10046,16 @@
           <m:t>)</m:t>
         </m:r>
       </m:oMath>
-      <w:r>
-        <w:t xml:space="preserve">,</w:t>
-      </w:r>
-      <w:r>
-        <w:t xml:space="preserve"> </w:t>
-      </w:r>
+      <w:del w:id="44" w:author="PR Preview" w:date="2026-01-01T00:00:00Z">
+        <w:r>
+          <w:delText xml:space="preserve">,</w:delText>
+        </w:r>
+      </w:del>
+      <w:del w:id="45" w:author="PR Preview" w:date="2026-01-01T00:00:00Z">
+        <w:r>
+          <w:delText xml:space="preserve"> </w:delText>
+        </w:r>
+      </w:del>
       <m:oMath>
         <m:r>
           <m:rPr>
@@ -9755,15 +10100,21 @@
           <m:t>0</m:t>
         </m:r>
       </m:oMath>
-      <w:r>
-        <w:t xml:space="preserve"> </w:t>
-      </w:r>
-      <w:r>
-        <w:t xml:space="preserve">and</w:t>
-      </w:r>
-      <w:r>
-        <w:t xml:space="preserve"> </w:t>
-      </w:r>
+      <w:del w:id="46" w:author="PR Preview" w:date="2026-01-01T00:00:00Z">
+        <w:r>
+          <w:delText xml:space="preserve"> </w:delText>
+        </w:r>
+      </w:del>
+      <w:del w:id="47" w:author="PR Preview" w:date="2026-01-01T00:00:00Z">
+        <w:r>
+          <w:delText xml:space="preserve">and</w:delText>
+        </w:r>
+      </w:del>
+      <w:del w:id="48" w:author="PR Preview" w:date="2026-01-01T00:00:00Z">
+        <w:r>
+          <w:delText xml:space="preserve"> </w:delText>
+        </w:r>
+      </w:del>
       <m:oMath>
         <m:r>
           <m:t>x</m:t>
@@ -9787,35 +10138,51 @@
           <m:t>0</m:t>
         </m:r>
       </m:oMath>
-      <w:r>
-        <w:t xml:space="preserve">,</w:t>
-      </w:r>
-      <w:r>
-        <w:t xml:space="preserve"> </w:t>
-      </w:r>
-      <w:r>
-        <w:t xml:space="preserve">so their product is at least</w:t>
-      </w:r>
-      <w:r>
-        <w:t xml:space="preserve"> </w:t>
-      </w:r>
+      <w:del w:id="49" w:author="PR Preview" w:date="2026-01-01T00:00:00Z">
+        <w:r>
+          <w:delText xml:space="preserve">,</w:delText>
+        </w:r>
+      </w:del>
+      <w:del w:id="50" w:author="PR Preview" w:date="2026-01-01T00:00:00Z">
+        <w:r>
+          <w:delText xml:space="preserve"> </w:delText>
+        </w:r>
+      </w:del>
+      <w:del w:id="51" w:author="PR Preview" w:date="2026-01-01T00:00:00Z">
+        <w:r>
+          <w:delText xml:space="preserve">so their product is at least</w:delText>
+        </w:r>
+      </w:del>
+      <w:del w:id="52" w:author="PR Preview" w:date="2026-01-01T00:00:00Z">
+        <w:r>
+          <w:delText xml:space="preserve"> </w:delText>
+        </w:r>
+      </w:del>
       <m:oMath>
         <m:r>
           <m:t>0</m:t>
         </m:r>
       </m:oMath>
-      <w:r>
-        <w:t xml:space="preserve">.</w:t>
-      </w:r>
-      <w:r>
-        <w:t xml:space="preserve"> </w:t>
-      </w:r>
-      <w:r>
-        <w:t xml:space="preserve">By part 1,</w:t>
-      </w:r>
-      <w:r>
-        <w:t xml:space="preserve"> </w:t>
-      </w:r>
+      <w:del w:id="53" w:author="PR Preview" w:date="2026-01-01T00:00:00Z">
+        <w:r>
+          <w:delText xml:space="preserve">.</w:delText>
+        </w:r>
+      </w:del>
+      <w:del w:id="54" w:author="PR Preview" w:date="2026-01-01T00:00:00Z">
+        <w:r>
+          <w:delText xml:space="preserve"> </w:delText>
+        </w:r>
+      </w:del>
+      <w:del w:id="55" w:author="PR Preview" w:date="2026-01-01T00:00:00Z">
+        <w:r>
+          <w:delText xml:space="preserve">By part 1,</w:delText>
+        </w:r>
+      </w:del>
+      <w:del w:id="56" w:author="PR Preview" w:date="2026-01-01T00:00:00Z">
+        <w:r>
+          <w:delText xml:space="preserve"> </w:delText>
+        </w:r>
+      </w:del>
       <m:oMath>
         <m:r>
           <m:t>f</m:t>
@@ -9869,18 +10236,26 @@
           <m:t>0</m:t>
         </m:r>
       </m:oMath>
-      <w:r>
-        <w:t xml:space="preserve">,</w:t>
-      </w:r>
-      <w:r>
-        <w:t xml:space="preserve"> </w:t>
-      </w:r>
-      <w:r>
-        <w:t xml:space="preserve">that is,</w:t>
-      </w:r>
-      <w:r>
-        <w:t xml:space="preserve"> </w:t>
-      </w:r>
+      <w:del w:id="57" w:author="PR Preview" w:date="2026-01-01T00:00:00Z">
+        <w:r>
+          <w:delText xml:space="preserve">,</w:delText>
+        </w:r>
+      </w:del>
+      <w:del w:id="58" w:author="PR Preview" w:date="2026-01-01T00:00:00Z">
+        <w:r>
+          <w:delText xml:space="preserve"> </w:delText>
+        </w:r>
+      </w:del>
+      <w:del w:id="59" w:author="PR Preview" w:date="2026-01-01T00:00:00Z">
+        <w:r>
+          <w:delText xml:space="preserve">that is,</w:delText>
+        </w:r>
+      </w:del>
+      <w:del w:id="60" w:author="PR Preview" w:date="2026-01-01T00:00:00Z">
+        <w:r>
+          <w:delText xml:space="preserve"> </w:delText>
+        </w:r>
+      </w:del>
       <m:oMath>
         <m:r>
           <m:t>f</m:t>
@@ -9925,9 +10300,652 @@
           <m:t>)</m:t>
         </m:r>
       </m:oMath>
-      <w:r>
-        <w:t xml:space="preserve">.</w:t>
-      </w:r>
+      <w:del w:id="61" w:author="PR Preview" w:date="2026-01-01T00:00:00Z">
+        <w:r>
+          <w:delText xml:space="preserve">.</w:delText>
+        </w:r>
+      </w:del>
+      <w:del w:id="62" w:author="PR Preview" w:date="2026-01-01T00:00:00Z">
+        <w:r>
+          <w:delText xml:space="preserve"> </w:delText>
+        </w:r>
+      </w:del>
+      <w:del w:id="63" w:author="PR Preview" w:date="2026-01-01T00:00:00Z">
+        <w:r>
+          <w:delText xml:space="preserve">So</w:delText>
+        </w:r>
+      </w:del>
+      <w:del w:id="64" w:author="PR Preview" w:date="2026-01-01T00:00:00Z">
+        <w:r>
+          <w:delText xml:space="preserve"> </w:delText>
+        </w:r>
+      </w:del>
+      <m:oMath>
+        <m:r>
+          <m:t>f</m:t>
+        </m:r>
+        <m:r>
+          <m:rPr>
+            <m:sty m:val="p"/>
+          </m:rPr>
+          <m:t>(</m:t>
+        </m:r>
+        <m:r>
+          <m:t>x</m:t>
+        </m:r>
+        <m:r>
+          <m:rPr>
+            <m:sty m:val="p"/>
+          </m:rPr>
+          <m:t>)</m:t>
+        </m:r>
+      </m:oMath>
+      <w:del w:id="65" w:author="PR Preview" w:date="2026-01-01T00:00:00Z">
+        <w:r>
+          <w:delText xml:space="preserve"> </w:delText>
+        </w:r>
+      </w:del>
+      <w:del w:id="66" w:author="PR Preview" w:date="2026-01-01T00:00:00Z">
+        <w:r>
+          <w:delText xml:space="preserve">is never smaller than</w:delText>
+        </w:r>
+      </w:del>
+      <w:del w:id="67" w:author="PR Preview" w:date="2026-01-01T00:00:00Z">
+        <w:r>
+          <w:delText xml:space="preserve"> </w:delText>
+        </w:r>
+      </w:del>
+      <m:oMath>
+        <m:r>
+          <m:t>f</m:t>
+        </m:r>
+        <m:r>
+          <m:rPr>
+            <m:sty m:val="p"/>
+          </m:rPr>
+          <m:t>(</m:t>
+        </m:r>
+        <m:r>
+          <m:t>1</m:t>
+        </m:r>
+        <m:r>
+          <m:rPr>
+            <m:sty m:val="p"/>
+          </m:rPr>
+          <m:t>)</m:t>
+        </m:r>
+      </m:oMath>
+      <w:del w:id="68" w:author="PR Preview" w:date="2026-01-01T00:00:00Z">
+        <w:r>
+          <w:delText xml:space="preserve"> </w:delText>
+        </w:r>
+      </w:del>
+      <w:del w:id="69" w:author="PR Preview" w:date="2026-01-01T00:00:00Z">
+        <w:r>
+          <w:delText xml:space="preserve">on</w:delText>
+        </w:r>
+      </w:del>
+      <w:del w:id="70" w:author="PR Preview" w:date="2026-01-01T00:00:00Z">
+        <w:r>
+          <w:delText xml:space="preserve"> </w:delText>
+        </w:r>
+      </w:del>
+      <m:oMath>
+        <m:r>
+          <m:rPr>
+            <m:sty m:val="p"/>
+          </m:rPr>
+          <m:t>(</m:t>
+        </m:r>
+        <m:r>
+          <m:t>0</m:t>
+        </m:r>
+        <m:r>
+          <m:rPr>
+            <m:sty m:val="p"/>
+          </m:rPr>
+          <m:t>,</m:t>
+        </m:r>
+        <m:r>
+          <m:t>2</m:t>
+        </m:r>
+        <m:r>
+          <m:rPr>
+            <m:sty m:val="p"/>
+          </m:rPr>
+          <m:t>)</m:t>
+        </m:r>
+      </m:oMath>
+      <w:del w:id="71" w:author="PR Preview" w:date="2026-01-01T00:00:00Z">
+        <w:r>
+          <w:delText xml:space="preserve">.</w:delText>
+        </w:r>
+      </w:del>
+      <w:del w:id="72" w:author="PR Preview" w:date="2026-01-01T00:00:00Z">
+        <w:r>
+          <w:delText xml:space="preserve"> </w:delText>
+        </w:r>
+      </w:del>
+      <w:del w:id="73" w:author="PR Preview" w:date="2026-01-01T00:00:00Z">
+        <w:r>
+          <w:delText xml:space="preserve">It equals</w:delText>
+        </w:r>
+      </w:del>
+      <w:del w:id="74" w:author="PR Preview" w:date="2026-01-01T00:00:00Z">
+        <w:r>
+          <w:delText xml:space="preserve"> </w:delText>
+        </w:r>
+      </w:del>
+      <m:oMath>
+        <m:r>
+          <m:t>f</m:t>
+        </m:r>
+        <m:r>
+          <m:rPr>
+            <m:sty m:val="p"/>
+          </m:rPr>
+          <m:t>(</m:t>
+        </m:r>
+        <m:r>
+          <m:t>1</m:t>
+        </m:r>
+        <m:r>
+          <m:rPr>
+            <m:sty m:val="p"/>
+          </m:rPr>
+          <m:t>)</m:t>
+        </m:r>
+      </m:oMath>
+      <w:del w:id="75" w:author="PR Preview" w:date="2026-01-01T00:00:00Z">
+        <w:r>
+          <w:delText xml:space="preserve"> </w:delText>
+        </w:r>
+      </w:del>
+      <w:del w:id="76" w:author="PR Preview" w:date="2026-01-01T00:00:00Z">
+        <w:r>
+          <w:delText xml:space="preserve">only when</w:delText>
+        </w:r>
+      </w:del>
+      <w:del w:id="77" w:author="PR Preview" w:date="2026-01-01T00:00:00Z">
+        <w:r>
+          <w:delText xml:space="preserve"> </w:delText>
+        </w:r>
+      </w:del>
+      <m:oMath>
+        <m:r>
+          <m:rPr>
+            <m:sty m:val="p"/>
+          </m:rPr>
+          <m:t>(</m:t>
+        </m:r>
+        <m:r>
+          <m:t>x</m:t>
+        </m:r>
+        <m:r>
+          <m:rPr>
+            <m:sty m:val="p"/>
+          </m:rPr>
+          <m:t>−</m:t>
+        </m:r>
+        <m:r>
+          <m:t>1</m:t>
+        </m:r>
+        <m:sSup>
+          <m:e>
+            <m:r>
+              <m:rPr>
+                <m:sty m:val="p"/>
+              </m:rPr>
+              <m:t>)</m:t>
+            </m:r>
+          </m:e>
+          <m:sup>
+            <m:r>
+              <m:t>2</m:t>
+            </m:r>
+          </m:sup>
+        </m:sSup>
+        <m:r>
+          <m:rPr>
+            <m:sty m:val="p"/>
+          </m:rPr>
+          <m:t>=</m:t>
+        </m:r>
+        <m:r>
+          <m:t>0</m:t>
+        </m:r>
+      </m:oMath>
+      <w:del w:id="78" w:author="PR Preview" w:date="2026-01-01T00:00:00Z">
+        <w:r>
+          <w:delText xml:space="preserve">, that is, only at</w:delText>
+        </w:r>
+      </w:del>
+      <w:del w:id="79" w:author="PR Preview" w:date="2026-01-01T00:00:00Z">
+        <w:r>
+          <w:delText xml:space="preserve"> </w:delText>
+        </w:r>
+      </w:del>
+      <m:oMath>
+        <m:r>
+          <m:t>x</m:t>
+        </m:r>
+        <m:r>
+          <m:rPr>
+            <m:sty m:val="p"/>
+          </m:rPr>
+          <m:t>=</m:t>
+        </m:r>
+        <m:r>
+          <m:t>1</m:t>
+        </m:r>
+      </m:oMath>
+      <w:del w:id="80" w:author="PR Preview" w:date="2026-01-01T00:00:00Z">
+        <w:r>
+          <w:delText xml:space="preserve">,</w:delText>
+        </w:r>
+      </w:del>
+      <w:del w:id="81" w:author="PR Preview" w:date="2026-01-01T00:00:00Z">
+        <w:r>
+          <w:delText xml:space="preserve"> </w:delText>
+        </w:r>
+      </w:del>
+      <w:del w:id="82" w:author="PR Preview" w:date="2026-01-01T00:00:00Z">
+        <w:r>
+          <w:delText xml:space="preserve">and it is larger than</w:delText>
+        </w:r>
+      </w:del>
+      <w:del w:id="83" w:author="PR Preview" w:date="2026-01-01T00:00:00Z">
+        <w:r>
+          <w:delText xml:space="preserve"> </w:delText>
+        </w:r>
+      </w:del>
+      <m:oMath>
+        <m:r>
+          <m:t>f</m:t>
+        </m:r>
+        <m:r>
+          <m:rPr>
+            <m:sty m:val="p"/>
+          </m:rPr>
+          <m:t>(</m:t>
+        </m:r>
+        <m:r>
+          <m:t>1</m:t>
+        </m:r>
+        <m:r>
+          <m:rPr>
+            <m:sty m:val="p"/>
+          </m:rPr>
+          <m:t>)</m:t>
+        </m:r>
+      </m:oMath>
+      <w:del w:id="84" w:author="PR Preview" w:date="2026-01-01T00:00:00Z">
+        <w:r>
+          <w:delText xml:space="preserve"> </w:delText>
+        </w:r>
+      </w:del>
+      <w:del w:id="85" w:author="PR Preview" w:date="2026-01-01T00:00:00Z">
+        <w:r>
+          <w:delText xml:space="preserve">at every other</w:delText>
+        </w:r>
+      </w:del>
+      <w:del w:id="86" w:author="PR Preview" w:date="2026-01-01T00:00:00Z">
+        <w:r>
+          <w:delText xml:space="preserve"> </w:delText>
+        </w:r>
+      </w:del>
+      <m:oMath>
+        <m:r>
+          <m:t>x</m:t>
+        </m:r>
+        <m:r>
+          <m:rPr>
+            <m:sty m:val="p"/>
+          </m:rPr>
+          <m:t>∈</m:t>
+        </m:r>
+        <m:r>
+          <m:rPr>
+            <m:sty m:val="p"/>
+          </m:rPr>
+          <m:t>(</m:t>
+        </m:r>
+        <m:r>
+          <m:t>0</m:t>
+        </m:r>
+        <m:r>
+          <m:rPr>
+            <m:sty m:val="p"/>
+          </m:rPr>
+          <m:t>,</m:t>
+        </m:r>
+        <m:r>
+          <m:t>2</m:t>
+        </m:r>
+        <m:r>
+          <m:rPr>
+            <m:sty m:val="p"/>
+          </m:rPr>
+          <m:t>)</m:t>
+        </m:r>
+      </m:oMath>
+      <w:del w:id="87" w:author="PR Preview" w:date="2026-01-01T00:00:00Z">
+        <w:r>
+          <w:delText xml:space="preserve">.</w:delText>
+        </w:r>
+      </w:del>
+    </w:p>
+    <w:p>
+      <w:pPr>
+        <w:numPr>
+          <w:ilvl w:val="0"/>
+          <w:numId w:val="1014"/>
+        </w:numPr>
+      </w:pPr>
+      <w:ins w:id="88" w:author="PR Preview" w:date="2026-01-01T00:00:00Z">
+        <w:r>
+          <w:t xml:space="preserve">For</w:t>
+        </w:r>
+      </w:ins>
+      <w:ins w:id="89" w:author="PR Preview" w:date="2026-01-01T00:00:00Z">
+        <w:r>
+          <w:t xml:space="preserve"> </w:t>
+        </w:r>
+      </w:ins>
+      <m:oMath>
+        <m:r>
+          <m:t>x</m:t>
+        </m:r>
+        <m:r>
+          <m:rPr>
+            <m:sty m:val="p"/>
+          </m:rPr>
+          <m:t>∈</m:t>
+        </m:r>
+        <m:r>
+          <m:rPr>
+            <m:sty m:val="p"/>
+          </m:rPr>
+          <m:t>(</m:t>
+        </m:r>
+        <m:r>
+          <m:t>0</m:t>
+        </m:r>
+        <m:r>
+          <m:rPr>
+            <m:sty m:val="p"/>
+          </m:rPr>
+          <m:t>,</m:t>
+        </m:r>
+        <m:r>
+          <m:t>2</m:t>
+        </m:r>
+        <m:r>
+          <m:rPr>
+            <m:sty m:val="p"/>
+          </m:rPr>
+          <m:t>)</m:t>
+        </m:r>
+      </m:oMath>
+      <w:ins w:id="90" w:author="PR Preview" w:date="2026-01-01T00:00:00Z">
+        <w:r>
+          <w:t xml:space="preserve">,</w:t>
+        </w:r>
+      </w:ins>
+      <w:ins w:id="91" w:author="PR Preview" w:date="2026-01-01T00:00:00Z">
+        <w:r>
+          <w:t xml:space="preserve"> </w:t>
+        </w:r>
+      </w:ins>
+      <m:oMath>
+        <m:r>
+          <m:rPr>
+            <m:sty m:val="p"/>
+          </m:rPr>
+          <m:t>(</m:t>
+        </m:r>
+        <m:r>
+          <m:t>x</m:t>
+        </m:r>
+        <m:r>
+          <m:rPr>
+            <m:sty m:val="p"/>
+          </m:rPr>
+          <m:t>−</m:t>
+        </m:r>
+        <m:r>
+          <m:t>1</m:t>
+        </m:r>
+        <m:sSup>
+          <m:e>
+            <m:r>
+              <m:rPr>
+                <m:sty m:val="p"/>
+              </m:rPr>
+              <m:t>)</m:t>
+            </m:r>
+          </m:e>
+          <m:sup>
+            <m:r>
+              <m:t>2</m:t>
+            </m:r>
+          </m:sup>
+        </m:sSup>
+        <m:r>
+          <m:rPr>
+            <m:sty m:val="p"/>
+          </m:rPr>
+          <m:t>≥</m:t>
+        </m:r>
+        <m:r>
+          <m:t>0</m:t>
+        </m:r>
+      </m:oMath>
+      <w:ins w:id="92" w:author="PR Preview" w:date="2026-01-01T00:00:00Z">
+        <w:r>
+          <w:t xml:space="preserve"> </w:t>
+        </w:r>
+      </w:ins>
+      <w:ins w:id="93" w:author="PR Preview" w:date="2026-01-01T00:00:00Z">
+        <w:r>
+          <w:t xml:space="preserve">and</w:t>
+        </w:r>
+      </w:ins>
+      <w:ins w:id="94" w:author="PR Preview" w:date="2026-01-01T00:00:00Z">
+        <w:r>
+          <w:t xml:space="preserve"> </w:t>
+        </w:r>
+      </w:ins>
+      <m:oMath>
+        <m:r>
+          <m:t>x</m:t>
+        </m:r>
+        <m:r>
+          <m:rPr>
+            <m:sty m:val="p"/>
+          </m:rPr>
+          <m:t>+</m:t>
+        </m:r>
+        <m:r>
+          <m:t>2</m:t>
+        </m:r>
+        <m:r>
+          <m:rPr>
+            <m:sty m:val="p"/>
+          </m:rPr>
+          <m:t>&gt;</m:t>
+        </m:r>
+        <m:r>
+          <m:t>0</m:t>
+        </m:r>
+      </m:oMath>
+      <w:ins w:id="95" w:author="PR Preview" w:date="2026-01-01T00:00:00Z">
+        <w:r>
+          <w:t xml:space="preserve">,</w:t>
+        </w:r>
+      </w:ins>
+      <w:ins w:id="96" w:author="PR Preview" w:date="2026-01-01T00:00:00Z">
+        <w:r>
+          <w:t xml:space="preserve"> </w:t>
+        </w:r>
+      </w:ins>
+      <w:ins w:id="97" w:author="PR Preview" w:date="2026-01-01T00:00:00Z">
+        <w:r>
+          <w:t xml:space="preserve">so their product is at least</w:t>
+        </w:r>
+      </w:ins>
+      <w:ins w:id="98" w:author="PR Preview" w:date="2026-01-01T00:00:00Z">
+        <w:r>
+          <w:t xml:space="preserve"> </w:t>
+        </w:r>
+      </w:ins>
+      <m:oMath>
+        <m:r>
+          <m:t>0</m:t>
+        </m:r>
+      </m:oMath>
+      <w:ins w:id="99" w:author="PR Preview" w:date="2026-01-01T00:00:00Z">
+        <w:r>
+          <w:t xml:space="preserve">.</w:t>
+        </w:r>
+      </w:ins>
+      <w:ins w:id="100" w:author="PR Preview" w:date="2026-01-01T00:00:00Z">
+        <w:r>
+          <w:t xml:space="preserve"> </w:t>
+        </w:r>
+      </w:ins>
+      <w:ins w:id="101" w:author="PR Preview" w:date="2026-01-01T00:00:00Z">
+        <w:r>
+          <w:t xml:space="preserve">By part 1,</w:t>
+        </w:r>
+      </w:ins>
+      <w:ins w:id="102" w:author="PR Preview" w:date="2026-01-01T00:00:00Z">
+        <w:r>
+          <w:t xml:space="preserve"> </w:t>
+        </w:r>
+      </w:ins>
+      <m:oMath>
+        <m:r>
+          <m:t>f</m:t>
+        </m:r>
+        <m:r>
+          <m:rPr>
+            <m:sty m:val="p"/>
+          </m:rPr>
+          <m:t>(</m:t>
+        </m:r>
+        <m:r>
+          <m:t>x</m:t>
+        </m:r>
+        <m:r>
+          <m:rPr>
+            <m:sty m:val="p"/>
+          </m:rPr>
+          <m:t>)</m:t>
+        </m:r>
+        <m:r>
+          <m:rPr>
+            <m:sty m:val="p"/>
+          </m:rPr>
+          <m:t>−</m:t>
+        </m:r>
+        <m:r>
+          <m:t>f</m:t>
+        </m:r>
+        <m:r>
+          <m:rPr>
+            <m:sty m:val="p"/>
+          </m:rPr>
+          <m:t>(</m:t>
+        </m:r>
+        <m:r>
+          <m:t>1</m:t>
+        </m:r>
+        <m:r>
+          <m:rPr>
+            <m:sty m:val="p"/>
+          </m:rPr>
+          <m:t>)</m:t>
+        </m:r>
+        <m:r>
+          <m:rPr>
+            <m:sty m:val="p"/>
+          </m:rPr>
+          <m:t>≥</m:t>
+        </m:r>
+        <m:r>
+          <m:t>0</m:t>
+        </m:r>
+      </m:oMath>
+      <w:ins w:id="103" w:author="PR Preview" w:date="2026-01-01T00:00:00Z">
+        <w:r>
+          <w:t xml:space="preserve">,</w:t>
+        </w:r>
+      </w:ins>
+      <w:ins w:id="104" w:author="PR Preview" w:date="2026-01-01T00:00:00Z">
+        <w:r>
+          <w:t xml:space="preserve"> </w:t>
+        </w:r>
+      </w:ins>
+      <w:ins w:id="105" w:author="PR Preview" w:date="2026-01-01T00:00:00Z">
+        <w:r>
+          <w:t xml:space="preserve">that is,</w:t>
+        </w:r>
+      </w:ins>
+      <w:ins w:id="106" w:author="PR Preview" w:date="2026-01-01T00:00:00Z">
+        <w:r>
+          <w:t xml:space="preserve"> </w:t>
+        </w:r>
+      </w:ins>
+      <m:oMath>
+        <m:r>
+          <m:t>f</m:t>
+        </m:r>
+        <m:r>
+          <m:rPr>
+            <m:sty m:val="p"/>
+          </m:rPr>
+          <m:t>(</m:t>
+        </m:r>
+        <m:r>
+          <m:t>x</m:t>
+        </m:r>
+        <m:r>
+          <m:rPr>
+            <m:sty m:val="p"/>
+          </m:rPr>
+          <m:t>)</m:t>
+        </m:r>
+        <m:r>
+          <m:rPr>
+            <m:sty m:val="p"/>
+          </m:rPr>
+          <m:t>≥</m:t>
+        </m:r>
+        <m:r>
+          <m:t>f</m:t>
+        </m:r>
+        <m:r>
+          <m:rPr>
+            <m:sty m:val="p"/>
+          </m:rPr>
+          <m:t>(</m:t>
+        </m:r>
+        <m:r>
+          <m:t>1</m:t>
+        </m:r>
+        <m:r>
+          <m:rPr>
+            <m:sty m:val="p"/>
+          </m:rPr>
+          <m:t>)</m:t>
+        </m:r>
+      </m:oMath>
+      <w:ins w:id="107" w:author="PR Preview" w:date="2026-01-01T00:00:00Z">
+        <w:r>
+          <w:t xml:space="preserve">.</w:t>
+        </w:r>
+      </w:ins>
     </w:p>
     <w:p>
       <w:pPr>

--- a/pr-preview/pr-308/algebra-basics-tracked-changes.docx
+++ b/pr-preview/pr-308/algebra-basics-tracked-changes.docx
@@ -26,7 +26,7 @@
       </w:pPr>
       <w:ins w:id="2" w:author="PR Preview" w:date="2026-01-01T00:00:00Z">
         <w:r>
-          <w:t xml:space="preserve">Last modified: 2026-10-15 05:19:02 (PDT)</w:t>
+          <w:t xml:space="preserve">Last modified: 2026-10-15 06:49:18 (PDT)</w:t>
         </w:r>
       </w:ins>
     </w:p>
@@ -8826,16 +8826,12 @@
           <w:numId w:val="1013"/>
         </w:numPr>
       </w:pPr>
-      <w:del w:id="3" w:author="PR Preview" w:date="2026-01-01T00:00:00Z">
-        <w:r>
-          <w:delText xml:space="preserve">Factor</w:delText>
-        </w:r>
-      </w:del>
-      <w:del w:id="4" w:author="PR Preview" w:date="2026-01-01T00:00:00Z">
-        <w:r>
-          <w:delText xml:space="preserve"> </w:delText>
-        </w:r>
-      </w:del>
+      <w:r>
+        <w:t xml:space="preserve">Factor</w:t>
+      </w:r>
+      <w:r>
+        <w:t xml:space="preserve"> </w:t>
+      </w:r>
       <m:oMath>
         <m:r>
           <m:t>f</m:t>
@@ -8880,16 +8876,12 @@
           <m:t>)</m:t>
         </m:r>
       </m:oMath>
-      <w:del w:id="5" w:author="PR Preview" w:date="2026-01-01T00:00:00Z">
-        <w:r>
-          <w:delText xml:space="preserve"> </w:delText>
-        </w:r>
-      </w:del>
-      <w:del w:id="6" w:author="PR Preview" w:date="2026-01-01T00:00:00Z">
-        <w:r>
-          <w:delText xml:space="preserve">completely.</w:delText>
-        </w:r>
-      </w:del>
+      <w:r>
+        <w:t xml:space="preserve"> </w:t>
+      </w:r>
+      <w:r>
+        <w:t xml:space="preserve">completely.</w:t>
+      </w:r>
     </w:p>
     <w:p>
       <w:pPr>
@@ -8899,16 +8891,12 @@
           <w:numId w:val="1013"/>
         </w:numPr>
       </w:pPr>
-      <w:del w:id="7" w:author="PR Preview" w:date="2026-01-01T00:00:00Z">
-        <w:r>
-          <w:delText xml:space="preserve">Use part 1 to compare</w:delText>
-        </w:r>
-      </w:del>
-      <w:del w:id="8" w:author="PR Preview" w:date="2026-01-01T00:00:00Z">
-        <w:r>
-          <w:delText xml:space="preserve"> </w:delText>
-        </w:r>
-      </w:del>
+      <w:r>
+        <w:t xml:space="preserve">Use part 1 to compare</w:t>
+      </w:r>
+      <w:r>
+        <w:t xml:space="preserve"> </w:t>
+      </w:r>
       <m:oMath>
         <m:r>
           <m:t>f</m:t>
@@ -8929,21 +8917,15 @@
           <m:t>)</m:t>
         </m:r>
       </m:oMath>
-      <w:del w:id="9" w:author="PR Preview" w:date="2026-01-01T00:00:00Z">
-        <w:r>
-          <w:delText xml:space="preserve"> </w:delText>
-        </w:r>
-      </w:del>
-      <w:del w:id="10" w:author="PR Preview" w:date="2026-01-01T00:00:00Z">
-        <w:r>
-          <w:delText xml:space="preserve">with</w:delText>
-        </w:r>
-      </w:del>
-      <w:del w:id="11" w:author="PR Preview" w:date="2026-01-01T00:00:00Z">
-        <w:r>
-          <w:delText xml:space="preserve"> </w:delText>
-        </w:r>
-      </w:del>
+      <w:r>
+        <w:t xml:space="preserve"> </w:t>
+      </w:r>
+      <w:r>
+        <w:t xml:space="preserve">with</w:t>
+      </w:r>
+      <w:r>
+        <w:t xml:space="preserve"> </w:t>
+      </w:r>
       <m:oMath>
         <m:r>
           <m:t>f</m:t>
@@ -8964,41 +8946,29 @@
           <m:t>)</m:t>
         </m:r>
       </m:oMath>
-      <w:del w:id="12" w:author="PR Preview" w:date="2026-01-01T00:00:00Z">
-        <w:r>
-          <w:delText xml:space="preserve"> </w:delText>
-        </w:r>
-      </w:del>
-      <w:del w:id="13" w:author="PR Preview" w:date="2026-01-01T00:00:00Z">
-        <w:r>
-          <w:delText xml:space="preserve">for every</w:delText>
-        </w:r>
-      </w:del>
-      <w:del w:id="14" w:author="PR Preview" w:date="2026-01-01T00:00:00Z">
-        <w:r>
-          <w:delText xml:space="preserve"> </w:delText>
-        </w:r>
-      </w:del>
+      <w:r>
+        <w:t xml:space="preserve"> </w:t>
+      </w:r>
+      <w:r>
+        <w:t xml:space="preserve">for every</w:t>
+      </w:r>
+      <w:r>
+        <w:t xml:space="preserve"> </w:t>
+      </w:r>
       <m:oMath>
         <m:r>
           <m:t>x</m:t>
         </m:r>
       </m:oMath>
-      <w:del w:id="15" w:author="PR Preview" w:date="2026-01-01T00:00:00Z">
-        <w:r>
-          <w:delText xml:space="preserve"> </w:delText>
-        </w:r>
-      </w:del>
-      <w:del w:id="16" w:author="PR Preview" w:date="2026-01-01T00:00:00Z">
-        <w:r>
-          <w:delText xml:space="preserve">in the interval</w:delText>
-        </w:r>
-      </w:del>
-      <w:del w:id="17" w:author="PR Preview" w:date="2026-01-01T00:00:00Z">
-        <w:r>
-          <w:delText xml:space="preserve"> </w:delText>
-        </w:r>
-      </w:del>
+      <w:r>
+        <w:t xml:space="preserve"> </w:t>
+      </w:r>
+      <w:r>
+        <w:t xml:space="preserve">in the interval</w:t>
+      </w:r>
+      <w:r>
+        <w:t xml:space="preserve"> </w:t>
+      </w:r>
       <m:oMath>
         <m:r>
           <m:rPr>
@@ -9025,26 +8995,18 @@
           <m:t>)</m:t>
         </m:r>
       </m:oMath>
-      <w:del w:id="18" w:author="PR Preview" w:date="2026-01-01T00:00:00Z">
-        <w:r>
-          <w:delText xml:space="preserve">.</w:delText>
-        </w:r>
-      </w:del>
-      <w:del w:id="19" w:author="PR Preview" w:date="2026-01-01T00:00:00Z">
-        <w:r>
-          <w:delText xml:space="preserve"> </w:delText>
-        </w:r>
-      </w:del>
-      <w:del w:id="20" w:author="PR Preview" w:date="2026-01-01T00:00:00Z">
-        <w:r>
-          <w:delText xml:space="preserve">Is</w:delText>
-        </w:r>
-      </w:del>
-      <w:del w:id="21" w:author="PR Preview" w:date="2026-01-01T00:00:00Z">
-        <w:r>
-          <w:delText xml:space="preserve"> </w:delText>
-        </w:r>
-      </w:del>
+      <w:r>
+        <w:t xml:space="preserve">.</w:t>
+      </w:r>
+      <w:r>
+        <w:t xml:space="preserve"> </w:t>
+      </w:r>
+      <w:r>
+        <w:t xml:space="preserve">Is</w:t>
+      </w:r>
+      <w:r>
+        <w:t xml:space="preserve"> </w:t>
+      </w:r>
       <m:oMath>
         <m:r>
           <m:t>f</m:t>
@@ -9065,21 +9027,15 @@
           <m:t>)</m:t>
         </m:r>
       </m:oMath>
-      <w:del w:id="22" w:author="PR Preview" w:date="2026-01-01T00:00:00Z">
-        <w:r>
-          <w:delText xml:space="preserve"> </w:delText>
-        </w:r>
-      </w:del>
-      <w:del w:id="23" w:author="PR Preview" w:date="2026-01-01T00:00:00Z">
-        <w:r>
-          <w:delText xml:space="preserve">larger than, smaller than, or equal to</w:delText>
-        </w:r>
-      </w:del>
-      <w:del w:id="24" w:author="PR Preview" w:date="2026-01-01T00:00:00Z">
-        <w:r>
-          <w:delText xml:space="preserve"> </w:delText>
-        </w:r>
-      </w:del>
+      <w:r>
+        <w:t xml:space="preserve"> </w:t>
+      </w:r>
+      <w:r>
+        <w:t xml:space="preserve">larger than, smaller than, or equal to</w:t>
+      </w:r>
+      <w:r>
+        <w:t xml:space="preserve"> </w:t>
+      </w:r>
       <m:oMath>
         <m:r>
           <m:t>f</m:t>
@@ -9100,296 +9056,26 @@
           <m:t>)</m:t>
         </m:r>
       </m:oMath>
-      <w:del w:id="25" w:author="PR Preview" w:date="2026-01-01T00:00:00Z">
-        <w:r>
-          <w:delText xml:space="preserve">,</w:delText>
-        </w:r>
-      </w:del>
-      <w:del w:id="26" w:author="PR Preview" w:date="2026-01-01T00:00:00Z">
-        <w:r>
-          <w:delText xml:space="preserve"> </w:delText>
-        </w:r>
-      </w:del>
-      <w:del w:id="27" w:author="PR Preview" w:date="2026-01-01T00:00:00Z">
-        <w:r>
-          <w:delText xml:space="preserve">and for which</w:delText>
-        </w:r>
-      </w:del>
-      <w:del w:id="28" w:author="PR Preview" w:date="2026-01-01T00:00:00Z">
-        <w:r>
-          <w:delText xml:space="preserve"> </w:delText>
-        </w:r>
-      </w:del>
+      <w:r>
+        <w:t xml:space="preserve">,</w:t>
+      </w:r>
+      <w:r>
+        <w:t xml:space="preserve"> </w:t>
+      </w:r>
+      <w:r>
+        <w:t xml:space="preserve">and for which</w:t>
+      </w:r>
+      <w:r>
+        <w:t xml:space="preserve"> </w:t>
+      </w:r>
       <m:oMath>
         <m:r>
           <m:t>x</m:t>
         </m:r>
       </m:oMath>
-      <w:del w:id="29" w:author="PR Preview" w:date="2026-01-01T00:00:00Z">
-        <w:r>
-          <w:delText xml:space="preserve">?</w:delText>
-        </w:r>
-      </w:del>
-    </w:p>
-    <w:p>
-      <w:pPr>
-        <w:pStyle w:val="Compact"/>
-        <w:numPr>
-          <w:ilvl w:val="0"/>
-          <w:numId w:val="1013"/>
-        </w:numPr>
-      </w:pPr>
-      <w:ins w:id="30" w:author="PR Preview" w:date="2026-01-01T00:00:00Z">
-        <w:r>
-          <w:t xml:space="preserve">Show that</w:t>
-        </w:r>
-      </w:ins>
-      <w:ins w:id="31" w:author="PR Preview" w:date="2026-01-01T00:00:00Z">
-        <w:r>
-          <w:t xml:space="preserve"> </w:t>
-        </w:r>
-      </w:ins>
-      <m:oMath>
-        <m:r>
-          <m:t>f</m:t>
-        </m:r>
-        <m:r>
-          <m:rPr>
-            <m:sty m:val="p"/>
-          </m:rPr>
-          <m:t>(</m:t>
-        </m:r>
-        <m:r>
-          <m:t>x</m:t>
-        </m:r>
-        <m:r>
-          <m:rPr>
-            <m:sty m:val="p"/>
-          </m:rPr>
-          <m:t>)</m:t>
-        </m:r>
-        <m:r>
-          <m:rPr>
-            <m:sty m:val="p"/>
-          </m:rPr>
-          <m:t>−</m:t>
-        </m:r>
-        <m:r>
-          <m:t>f</m:t>
-        </m:r>
-        <m:r>
-          <m:rPr>
-            <m:sty m:val="p"/>
-          </m:rPr>
-          <m:t>(</m:t>
-        </m:r>
-        <m:r>
-          <m:t>1</m:t>
-        </m:r>
-        <m:r>
-          <m:rPr>
-            <m:sty m:val="p"/>
-          </m:rPr>
-          <m:t>)</m:t>
-        </m:r>
-        <m:r>
-          <m:rPr>
-            <m:sty m:val="p"/>
-          </m:rPr>
-          <m:t>=</m:t>
-        </m:r>
-        <m:r>
-          <m:rPr>
-            <m:sty m:val="p"/>
-          </m:rPr>
-          <m:t>(</m:t>
-        </m:r>
-        <m:r>
-          <m:t>x</m:t>
-        </m:r>
-        <m:r>
-          <m:rPr>
-            <m:sty m:val="p"/>
-          </m:rPr>
-          <m:t>−</m:t>
-        </m:r>
-        <m:r>
-          <m:t>1</m:t>
-        </m:r>
-        <m:sSup>
-          <m:e>
-            <m:r>
-              <m:rPr>
-                <m:sty m:val="p"/>
-              </m:rPr>
-              <m:t>)</m:t>
-            </m:r>
-          </m:e>
-          <m:sup>
-            <m:r>
-              <m:t>2</m:t>
-            </m:r>
-          </m:sup>
-        </m:sSup>
-        <m:r>
-          <m:rPr>
-            <m:sty m:val="p"/>
-          </m:rPr>
-          <m:t>(</m:t>
-        </m:r>
-        <m:r>
-          <m:t>x</m:t>
-        </m:r>
-        <m:r>
-          <m:rPr>
-            <m:sty m:val="p"/>
-          </m:rPr>
-          <m:t>+</m:t>
-        </m:r>
-        <m:r>
-          <m:t>2</m:t>
-        </m:r>
-        <m:r>
-          <m:rPr>
-            <m:sty m:val="p"/>
-          </m:rPr>
-          <m:t>)</m:t>
-        </m:r>
-      </m:oMath>
-      <w:ins w:id="32" w:author="PR Preview" w:date="2026-01-01T00:00:00Z">
-        <w:r>
-          <w:t xml:space="preserve">.</w:t>
-        </w:r>
-      </w:ins>
-    </w:p>
-    <w:p>
-      <w:pPr>
-        <w:pStyle w:val="Compact"/>
-        <w:numPr>
-          <w:ilvl w:val="0"/>
-          <w:numId w:val="1013"/>
-        </w:numPr>
-      </w:pPr>
-      <w:ins w:id="33" w:author="PR Preview" w:date="2026-01-01T00:00:00Z">
-        <w:r>
-          <w:t xml:space="preserve">Use part 1 to show that</w:t>
-        </w:r>
-      </w:ins>
-      <w:ins w:id="34" w:author="PR Preview" w:date="2026-01-01T00:00:00Z">
-        <w:r>
-          <w:t xml:space="preserve"> </w:t>
-        </w:r>
-      </w:ins>
-      <m:oMath>
-        <m:r>
-          <m:t>f</m:t>
-        </m:r>
-        <m:r>
-          <m:rPr>
-            <m:sty m:val="p"/>
-          </m:rPr>
-          <m:t>(</m:t>
-        </m:r>
-        <m:r>
-          <m:t>x</m:t>
-        </m:r>
-        <m:r>
-          <m:rPr>
-            <m:sty m:val="p"/>
-          </m:rPr>
-          <m:t>)</m:t>
-        </m:r>
-        <m:r>
-          <m:rPr>
-            <m:sty m:val="p"/>
-          </m:rPr>
-          <m:t>≥</m:t>
-        </m:r>
-        <m:r>
-          <m:t>f</m:t>
-        </m:r>
-        <m:r>
-          <m:rPr>
-            <m:sty m:val="p"/>
-          </m:rPr>
-          <m:t>(</m:t>
-        </m:r>
-        <m:r>
-          <m:t>1</m:t>
-        </m:r>
-        <m:r>
-          <m:rPr>
-            <m:sty m:val="p"/>
-          </m:rPr>
-          <m:t>)</m:t>
-        </m:r>
-      </m:oMath>
-      <w:ins w:id="35" w:author="PR Preview" w:date="2026-01-01T00:00:00Z">
-        <w:r>
-          <w:t xml:space="preserve"> </w:t>
-        </w:r>
-      </w:ins>
-      <w:ins w:id="36" w:author="PR Preview" w:date="2026-01-01T00:00:00Z">
-        <w:r>
-          <w:t xml:space="preserve">for every</w:t>
-        </w:r>
-      </w:ins>
-      <w:ins w:id="37" w:author="PR Preview" w:date="2026-01-01T00:00:00Z">
-        <w:r>
-          <w:t xml:space="preserve"> </w:t>
-        </w:r>
-      </w:ins>
-      <m:oMath>
-        <m:r>
-          <m:t>x</m:t>
-        </m:r>
-      </m:oMath>
-      <w:ins w:id="38" w:author="PR Preview" w:date="2026-01-01T00:00:00Z">
-        <w:r>
-          <w:t xml:space="preserve"> </w:t>
-        </w:r>
-      </w:ins>
-      <w:ins w:id="39" w:author="PR Preview" w:date="2026-01-01T00:00:00Z">
-        <w:r>
-          <w:t xml:space="preserve">in the interval</w:t>
-        </w:r>
-      </w:ins>
-      <w:ins w:id="40" w:author="PR Preview" w:date="2026-01-01T00:00:00Z">
-        <w:r>
-          <w:t xml:space="preserve"> </w:t>
-        </w:r>
-      </w:ins>
-      <m:oMath>
-        <m:r>
-          <m:rPr>
-            <m:sty m:val="p"/>
-          </m:rPr>
-          <m:t>(</m:t>
-        </m:r>
-        <m:r>
-          <m:t>0</m:t>
-        </m:r>
-        <m:r>
-          <m:rPr>
-            <m:sty m:val="p"/>
-          </m:rPr>
-          <m:t>,</m:t>
-        </m:r>
-        <m:r>
-          <m:t>2</m:t>
-        </m:r>
-        <m:r>
-          <m:rPr>
-            <m:sty m:val="p"/>
-          </m:rPr>
-          <m:t>)</m:t>
-        </m:r>
-      </m:oMath>
-      <w:ins w:id="41" w:author="PR Preview" w:date="2026-01-01T00:00:00Z">
-        <w:r>
-          <w:t xml:space="preserve">.</w:t>
-        </w:r>
-      </w:ins>
+      <w:r>
+        <w:t xml:space="preserve">?</w:t>
+      </w:r>
     </w:p>
     <w:p>
       <w:pPr>
@@ -10001,16 +9687,12 @@
           <w:numId w:val="1014"/>
         </w:numPr>
       </w:pPr>
-      <w:del w:id="42" w:author="PR Preview" w:date="2026-01-01T00:00:00Z">
-        <w:r>
-          <w:delText xml:space="preserve">For</w:delText>
-        </w:r>
-      </w:del>
-      <w:del w:id="43" w:author="PR Preview" w:date="2026-01-01T00:00:00Z">
-        <w:r>
-          <w:delText xml:space="preserve"> </w:delText>
-        </w:r>
-      </w:del>
+      <w:r>
+        <w:t xml:space="preserve">For</w:t>
+      </w:r>
+      <w:r>
+        <w:t xml:space="preserve"> </w:t>
+      </w:r>
       <m:oMath>
         <m:r>
           <m:t>x</m:t>
@@ -10046,16 +9728,12 @@
           <m:t>)</m:t>
         </m:r>
       </m:oMath>
-      <w:del w:id="44" w:author="PR Preview" w:date="2026-01-01T00:00:00Z">
-        <w:r>
-          <w:delText xml:space="preserve">,</w:delText>
-        </w:r>
-      </w:del>
-      <w:del w:id="45" w:author="PR Preview" w:date="2026-01-01T00:00:00Z">
-        <w:r>
-          <w:delText xml:space="preserve"> </w:delText>
-        </w:r>
-      </w:del>
+      <w:r>
+        <w:t xml:space="preserve">,</w:t>
+      </w:r>
+      <w:r>
+        <w:t xml:space="preserve"> </w:t>
+      </w:r>
       <m:oMath>
         <m:r>
           <m:rPr>
@@ -10100,21 +9778,15 @@
           <m:t>0</m:t>
         </m:r>
       </m:oMath>
-      <w:del w:id="46" w:author="PR Preview" w:date="2026-01-01T00:00:00Z">
-        <w:r>
-          <w:delText xml:space="preserve"> </w:delText>
-        </w:r>
-      </w:del>
-      <w:del w:id="47" w:author="PR Preview" w:date="2026-01-01T00:00:00Z">
-        <w:r>
-          <w:delText xml:space="preserve">and</w:delText>
-        </w:r>
-      </w:del>
-      <w:del w:id="48" w:author="PR Preview" w:date="2026-01-01T00:00:00Z">
-        <w:r>
-          <w:delText xml:space="preserve"> </w:delText>
-        </w:r>
-      </w:del>
+      <w:r>
+        <w:t xml:space="preserve"> </w:t>
+      </w:r>
+      <w:r>
+        <w:t xml:space="preserve">and</w:t>
+      </w:r>
+      <w:r>
+        <w:t xml:space="preserve"> </w:t>
+      </w:r>
       <m:oMath>
         <m:r>
           <m:t>x</m:t>
@@ -10138,51 +9810,35 @@
           <m:t>0</m:t>
         </m:r>
       </m:oMath>
-      <w:del w:id="49" w:author="PR Preview" w:date="2026-01-01T00:00:00Z">
-        <w:r>
-          <w:delText xml:space="preserve">,</w:delText>
-        </w:r>
-      </w:del>
-      <w:del w:id="50" w:author="PR Preview" w:date="2026-01-01T00:00:00Z">
-        <w:r>
-          <w:delText xml:space="preserve"> </w:delText>
-        </w:r>
-      </w:del>
-      <w:del w:id="51" w:author="PR Preview" w:date="2026-01-01T00:00:00Z">
-        <w:r>
-          <w:delText xml:space="preserve">so their product is at least</w:delText>
-        </w:r>
-      </w:del>
-      <w:del w:id="52" w:author="PR Preview" w:date="2026-01-01T00:00:00Z">
-        <w:r>
-          <w:delText xml:space="preserve"> </w:delText>
-        </w:r>
-      </w:del>
+      <w:r>
+        <w:t xml:space="preserve">,</w:t>
+      </w:r>
+      <w:r>
+        <w:t xml:space="preserve"> </w:t>
+      </w:r>
+      <w:r>
+        <w:t xml:space="preserve">so their product is at least</w:t>
+      </w:r>
+      <w:r>
+        <w:t xml:space="preserve"> </w:t>
+      </w:r>
       <m:oMath>
         <m:r>
           <m:t>0</m:t>
         </m:r>
       </m:oMath>
-      <w:del w:id="53" w:author="PR Preview" w:date="2026-01-01T00:00:00Z">
-        <w:r>
-          <w:delText xml:space="preserve">.</w:delText>
-        </w:r>
-      </w:del>
-      <w:del w:id="54" w:author="PR Preview" w:date="2026-01-01T00:00:00Z">
-        <w:r>
-          <w:delText xml:space="preserve"> </w:delText>
-        </w:r>
-      </w:del>
-      <w:del w:id="55" w:author="PR Preview" w:date="2026-01-01T00:00:00Z">
-        <w:r>
-          <w:delText xml:space="preserve">By part 1,</w:delText>
-        </w:r>
-      </w:del>
-      <w:del w:id="56" w:author="PR Preview" w:date="2026-01-01T00:00:00Z">
-        <w:r>
-          <w:delText xml:space="preserve"> </w:delText>
-        </w:r>
-      </w:del>
+      <w:r>
+        <w:t xml:space="preserve">.</w:t>
+      </w:r>
+      <w:r>
+        <w:t xml:space="preserve"> </w:t>
+      </w:r>
+      <w:r>
+        <w:t xml:space="preserve">By part 1,</w:t>
+      </w:r>
+      <w:r>
+        <w:t xml:space="preserve"> </w:t>
+      </w:r>
       <m:oMath>
         <m:r>
           <m:t>f</m:t>
@@ -10236,26 +9892,18 @@
           <m:t>0</m:t>
         </m:r>
       </m:oMath>
-      <w:del w:id="57" w:author="PR Preview" w:date="2026-01-01T00:00:00Z">
-        <w:r>
-          <w:delText xml:space="preserve">,</w:delText>
-        </w:r>
-      </w:del>
-      <w:del w:id="58" w:author="PR Preview" w:date="2026-01-01T00:00:00Z">
-        <w:r>
-          <w:delText xml:space="preserve"> </w:delText>
-        </w:r>
-      </w:del>
-      <w:del w:id="59" w:author="PR Preview" w:date="2026-01-01T00:00:00Z">
-        <w:r>
-          <w:delText xml:space="preserve">that is,</w:delText>
-        </w:r>
-      </w:del>
-      <w:del w:id="60" w:author="PR Preview" w:date="2026-01-01T00:00:00Z">
-        <w:r>
-          <w:delText xml:space="preserve"> </w:delText>
-        </w:r>
-      </w:del>
+      <w:r>
+        <w:t xml:space="preserve">,</w:t>
+      </w:r>
+      <w:r>
+        <w:t xml:space="preserve"> </w:t>
+      </w:r>
+      <w:r>
+        <w:t xml:space="preserve">that is,</w:t>
+      </w:r>
+      <w:r>
+        <w:t xml:space="preserve"> </w:t>
+      </w:r>
       <m:oMath>
         <m:r>
           <m:t>f</m:t>
@@ -10300,26 +9948,18 @@
           <m:t>)</m:t>
         </m:r>
       </m:oMath>
-      <w:del w:id="61" w:author="PR Preview" w:date="2026-01-01T00:00:00Z">
-        <w:r>
-          <w:delText xml:space="preserve">.</w:delText>
-        </w:r>
-      </w:del>
-      <w:del w:id="62" w:author="PR Preview" w:date="2026-01-01T00:00:00Z">
-        <w:r>
-          <w:delText xml:space="preserve"> </w:delText>
-        </w:r>
-      </w:del>
-      <w:del w:id="63" w:author="PR Preview" w:date="2026-01-01T00:00:00Z">
-        <w:r>
-          <w:delText xml:space="preserve">So</w:delText>
-        </w:r>
-      </w:del>
-      <w:del w:id="64" w:author="PR Preview" w:date="2026-01-01T00:00:00Z">
-        <w:r>
-          <w:delText xml:space="preserve"> </w:delText>
-        </w:r>
-      </w:del>
+      <w:r>
+        <w:t xml:space="preserve">.</w:t>
+      </w:r>
+      <w:r>
+        <w:t xml:space="preserve"> </w:t>
+      </w:r>
+      <w:r>
+        <w:t xml:space="preserve">So</w:t>
+      </w:r>
+      <w:r>
+        <w:t xml:space="preserve"> </w:t>
+      </w:r>
       <m:oMath>
         <m:r>
           <m:t>f</m:t>
@@ -10340,21 +9980,15 @@
           <m:t>)</m:t>
         </m:r>
       </m:oMath>
-      <w:del w:id="65" w:author="PR Preview" w:date="2026-01-01T00:00:00Z">
-        <w:r>
-          <w:delText xml:space="preserve"> </w:delText>
-        </w:r>
-      </w:del>
-      <w:del w:id="66" w:author="PR Preview" w:date="2026-01-01T00:00:00Z">
-        <w:r>
-          <w:delText xml:space="preserve">is never smaller than</w:delText>
-        </w:r>
-      </w:del>
-      <w:del w:id="67" w:author="PR Preview" w:date="2026-01-01T00:00:00Z">
-        <w:r>
-          <w:delText xml:space="preserve"> </w:delText>
-        </w:r>
-      </w:del>
+      <w:r>
+        <w:t xml:space="preserve"> </w:t>
+      </w:r>
+      <w:r>
+        <w:t xml:space="preserve">is never smaller than</w:t>
+      </w:r>
+      <w:r>
+        <w:t xml:space="preserve"> </w:t>
+      </w:r>
       <m:oMath>
         <m:r>
           <m:t>f</m:t>
@@ -10375,21 +10009,15 @@
           <m:t>)</m:t>
         </m:r>
       </m:oMath>
-      <w:del w:id="68" w:author="PR Preview" w:date="2026-01-01T00:00:00Z">
-        <w:r>
-          <w:delText xml:space="preserve"> </w:delText>
-        </w:r>
-      </w:del>
-      <w:del w:id="69" w:author="PR Preview" w:date="2026-01-01T00:00:00Z">
-        <w:r>
-          <w:delText xml:space="preserve">on</w:delText>
-        </w:r>
-      </w:del>
-      <w:del w:id="70" w:author="PR Preview" w:date="2026-01-01T00:00:00Z">
-        <w:r>
-          <w:delText xml:space="preserve"> </w:delText>
-        </w:r>
-      </w:del>
+      <w:r>
+        <w:t xml:space="preserve"> </w:t>
+      </w:r>
+      <w:r>
+        <w:t xml:space="preserve">on</w:t>
+      </w:r>
+      <w:r>
+        <w:t xml:space="preserve"> </w:t>
+      </w:r>
       <m:oMath>
         <m:r>
           <m:rPr>
@@ -10416,26 +10044,18 @@
           <m:t>)</m:t>
         </m:r>
       </m:oMath>
-      <w:del w:id="71" w:author="PR Preview" w:date="2026-01-01T00:00:00Z">
-        <w:r>
-          <w:delText xml:space="preserve">.</w:delText>
-        </w:r>
-      </w:del>
-      <w:del w:id="72" w:author="PR Preview" w:date="2026-01-01T00:00:00Z">
-        <w:r>
-          <w:delText xml:space="preserve"> </w:delText>
-        </w:r>
-      </w:del>
-      <w:del w:id="73" w:author="PR Preview" w:date="2026-01-01T00:00:00Z">
-        <w:r>
-          <w:delText xml:space="preserve">It equals</w:delText>
-        </w:r>
-      </w:del>
-      <w:del w:id="74" w:author="PR Preview" w:date="2026-01-01T00:00:00Z">
-        <w:r>
-          <w:delText xml:space="preserve"> </w:delText>
-        </w:r>
-      </w:del>
+      <w:r>
+        <w:t xml:space="preserve">.</w:t>
+      </w:r>
+      <w:r>
+        <w:t xml:space="preserve"> </w:t>
+      </w:r>
+      <w:r>
+        <w:t xml:space="preserve">It equals</w:t>
+      </w:r>
+      <w:r>
+        <w:t xml:space="preserve"> </w:t>
+      </w:r>
       <m:oMath>
         <m:r>
           <m:t>f</m:t>
@@ -10456,21 +10076,15 @@
           <m:t>)</m:t>
         </m:r>
       </m:oMath>
-      <w:del w:id="75" w:author="PR Preview" w:date="2026-01-01T00:00:00Z">
-        <w:r>
-          <w:delText xml:space="preserve"> </w:delText>
-        </w:r>
-      </w:del>
-      <w:del w:id="76" w:author="PR Preview" w:date="2026-01-01T00:00:00Z">
-        <w:r>
-          <w:delText xml:space="preserve">only when</w:delText>
-        </w:r>
-      </w:del>
-      <w:del w:id="77" w:author="PR Preview" w:date="2026-01-01T00:00:00Z">
-        <w:r>
-          <w:delText xml:space="preserve"> </w:delText>
-        </w:r>
-      </w:del>
+      <w:r>
+        <w:t xml:space="preserve"> </w:t>
+      </w:r>
+      <w:r>
+        <w:t xml:space="preserve">only when</w:t>
+      </w:r>
+      <w:r>
+        <w:t xml:space="preserve"> </w:t>
+      </w:r>
       <m:oMath>
         <m:r>
           <m:rPr>
@@ -10515,16 +10129,12 @@
           <m:t>0</m:t>
         </m:r>
       </m:oMath>
-      <w:del w:id="78" w:author="PR Preview" w:date="2026-01-01T00:00:00Z">
-        <w:r>
-          <w:delText xml:space="preserve">, that is, only at</w:delText>
-        </w:r>
-      </w:del>
-      <w:del w:id="79" w:author="PR Preview" w:date="2026-01-01T00:00:00Z">
-        <w:r>
-          <w:delText xml:space="preserve"> </w:delText>
-        </w:r>
-      </w:del>
+      <w:r>
+        <w:t xml:space="preserve">, that is, only at</w:t>
+      </w:r>
+      <w:r>
+        <w:t xml:space="preserve"> </w:t>
+      </w:r>
       <m:oMath>
         <m:r>
           <m:t>x</m:t>
@@ -10539,26 +10149,18 @@
           <m:t>1</m:t>
         </m:r>
       </m:oMath>
-      <w:del w:id="80" w:author="PR Preview" w:date="2026-01-01T00:00:00Z">
-        <w:r>
-          <w:delText xml:space="preserve">,</w:delText>
-        </w:r>
-      </w:del>
-      <w:del w:id="81" w:author="PR Preview" w:date="2026-01-01T00:00:00Z">
-        <w:r>
-          <w:delText xml:space="preserve"> </w:delText>
-        </w:r>
-      </w:del>
-      <w:del w:id="82" w:author="PR Preview" w:date="2026-01-01T00:00:00Z">
-        <w:r>
-          <w:delText xml:space="preserve">and it is larger than</w:delText>
-        </w:r>
-      </w:del>
-      <w:del w:id="83" w:author="PR Preview" w:date="2026-01-01T00:00:00Z">
-        <w:r>
-          <w:delText xml:space="preserve"> </w:delText>
-        </w:r>
-      </w:del>
+      <w:r>
+        <w:t xml:space="preserve">,</w:t>
+      </w:r>
+      <w:r>
+        <w:t xml:space="preserve"> </w:t>
+      </w:r>
+      <w:r>
+        <w:t xml:space="preserve">and it is larger than</w:t>
+      </w:r>
+      <w:r>
+        <w:t xml:space="preserve"> </w:t>
+      </w:r>
       <m:oMath>
         <m:r>
           <m:t>f</m:t>
@@ -10579,21 +10181,15 @@
           <m:t>)</m:t>
         </m:r>
       </m:oMath>
-      <w:del w:id="84" w:author="PR Preview" w:date="2026-01-01T00:00:00Z">
-        <w:r>
-          <w:delText xml:space="preserve"> </w:delText>
-        </w:r>
-      </w:del>
-      <w:del w:id="85" w:author="PR Preview" w:date="2026-01-01T00:00:00Z">
-        <w:r>
-          <w:delText xml:space="preserve">at every other</w:delText>
-        </w:r>
-      </w:del>
-      <w:del w:id="86" w:author="PR Preview" w:date="2026-01-01T00:00:00Z">
-        <w:r>
-          <w:delText xml:space="preserve"> </w:delText>
-        </w:r>
-      </w:del>
+      <w:r>
+        <w:t xml:space="preserve"> </w:t>
+      </w:r>
+      <w:r>
+        <w:t xml:space="preserve">at every other</w:t>
+      </w:r>
+      <w:r>
+        <w:t xml:space="preserve"> </w:t>
+      </w:r>
       <m:oMath>
         <m:r>
           <m:t>x</m:t>
@@ -10629,323 +10225,9 @@
           <m:t>)</m:t>
         </m:r>
       </m:oMath>
-      <w:del w:id="87" w:author="PR Preview" w:date="2026-01-01T00:00:00Z">
-        <w:r>
-          <w:delText xml:space="preserve">.</w:delText>
-        </w:r>
-      </w:del>
-    </w:p>
-    <w:p>
-      <w:pPr>
-        <w:numPr>
-          <w:ilvl w:val="0"/>
-          <w:numId w:val="1014"/>
-        </w:numPr>
-      </w:pPr>
-      <w:ins w:id="88" w:author="PR Preview" w:date="2026-01-01T00:00:00Z">
-        <w:r>
-          <w:t xml:space="preserve">For</w:t>
-        </w:r>
-      </w:ins>
-      <w:ins w:id="89" w:author="PR Preview" w:date="2026-01-01T00:00:00Z">
-        <w:r>
-          <w:t xml:space="preserve"> </w:t>
-        </w:r>
-      </w:ins>
-      <m:oMath>
-        <m:r>
-          <m:t>x</m:t>
-        </m:r>
-        <m:r>
-          <m:rPr>
-            <m:sty m:val="p"/>
-          </m:rPr>
-          <m:t>∈</m:t>
-        </m:r>
-        <m:r>
-          <m:rPr>
-            <m:sty m:val="p"/>
-          </m:rPr>
-          <m:t>(</m:t>
-        </m:r>
-        <m:r>
-          <m:t>0</m:t>
-        </m:r>
-        <m:r>
-          <m:rPr>
-            <m:sty m:val="p"/>
-          </m:rPr>
-          <m:t>,</m:t>
-        </m:r>
-        <m:r>
-          <m:t>2</m:t>
-        </m:r>
-        <m:r>
-          <m:rPr>
-            <m:sty m:val="p"/>
-          </m:rPr>
-          <m:t>)</m:t>
-        </m:r>
-      </m:oMath>
-      <w:ins w:id="90" w:author="PR Preview" w:date="2026-01-01T00:00:00Z">
-        <w:r>
-          <w:t xml:space="preserve">,</w:t>
-        </w:r>
-      </w:ins>
-      <w:ins w:id="91" w:author="PR Preview" w:date="2026-01-01T00:00:00Z">
-        <w:r>
-          <w:t xml:space="preserve"> </w:t>
-        </w:r>
-      </w:ins>
-      <m:oMath>
-        <m:r>
-          <m:rPr>
-            <m:sty m:val="p"/>
-          </m:rPr>
-          <m:t>(</m:t>
-        </m:r>
-        <m:r>
-          <m:t>x</m:t>
-        </m:r>
-        <m:r>
-          <m:rPr>
-            <m:sty m:val="p"/>
-          </m:rPr>
-          <m:t>−</m:t>
-        </m:r>
-        <m:r>
-          <m:t>1</m:t>
-        </m:r>
-        <m:sSup>
-          <m:e>
-            <m:r>
-              <m:rPr>
-                <m:sty m:val="p"/>
-              </m:rPr>
-              <m:t>)</m:t>
-            </m:r>
-          </m:e>
-          <m:sup>
-            <m:r>
-              <m:t>2</m:t>
-            </m:r>
-          </m:sup>
-        </m:sSup>
-        <m:r>
-          <m:rPr>
-            <m:sty m:val="p"/>
-          </m:rPr>
-          <m:t>≥</m:t>
-        </m:r>
-        <m:r>
-          <m:t>0</m:t>
-        </m:r>
-      </m:oMath>
-      <w:ins w:id="92" w:author="PR Preview" w:date="2026-01-01T00:00:00Z">
-        <w:r>
-          <w:t xml:space="preserve"> </w:t>
-        </w:r>
-      </w:ins>
-      <w:ins w:id="93" w:author="PR Preview" w:date="2026-01-01T00:00:00Z">
-        <w:r>
-          <w:t xml:space="preserve">and</w:t>
-        </w:r>
-      </w:ins>
-      <w:ins w:id="94" w:author="PR Preview" w:date="2026-01-01T00:00:00Z">
-        <w:r>
-          <w:t xml:space="preserve"> </w:t>
-        </w:r>
-      </w:ins>
-      <m:oMath>
-        <m:r>
-          <m:t>x</m:t>
-        </m:r>
-        <m:r>
-          <m:rPr>
-            <m:sty m:val="p"/>
-          </m:rPr>
-          <m:t>+</m:t>
-        </m:r>
-        <m:r>
-          <m:t>2</m:t>
-        </m:r>
-        <m:r>
-          <m:rPr>
-            <m:sty m:val="p"/>
-          </m:rPr>
-          <m:t>&gt;</m:t>
-        </m:r>
-        <m:r>
-          <m:t>0</m:t>
-        </m:r>
-      </m:oMath>
-      <w:ins w:id="95" w:author="PR Preview" w:date="2026-01-01T00:00:00Z">
-        <w:r>
-          <w:t xml:space="preserve">,</w:t>
-        </w:r>
-      </w:ins>
-      <w:ins w:id="96" w:author="PR Preview" w:date="2026-01-01T00:00:00Z">
-        <w:r>
-          <w:t xml:space="preserve"> </w:t>
-        </w:r>
-      </w:ins>
-      <w:ins w:id="97" w:author="PR Preview" w:date="2026-01-01T00:00:00Z">
-        <w:r>
-          <w:t xml:space="preserve">so their product is at least</w:t>
-        </w:r>
-      </w:ins>
-      <w:ins w:id="98" w:author="PR Preview" w:date="2026-01-01T00:00:00Z">
-        <w:r>
-          <w:t xml:space="preserve"> </w:t>
-        </w:r>
-      </w:ins>
-      <m:oMath>
-        <m:r>
-          <m:t>0</m:t>
-        </m:r>
-      </m:oMath>
-      <w:ins w:id="99" w:author="PR Preview" w:date="2026-01-01T00:00:00Z">
-        <w:r>
-          <w:t xml:space="preserve">.</w:t>
-        </w:r>
-      </w:ins>
-      <w:ins w:id="100" w:author="PR Preview" w:date="2026-01-01T00:00:00Z">
-        <w:r>
-          <w:t xml:space="preserve"> </w:t>
-        </w:r>
-      </w:ins>
-      <w:ins w:id="101" w:author="PR Preview" w:date="2026-01-01T00:00:00Z">
-        <w:r>
-          <w:t xml:space="preserve">By part 1,</w:t>
-        </w:r>
-      </w:ins>
-      <w:ins w:id="102" w:author="PR Preview" w:date="2026-01-01T00:00:00Z">
-        <w:r>
-          <w:t xml:space="preserve"> </w:t>
-        </w:r>
-      </w:ins>
-      <m:oMath>
-        <m:r>
-          <m:t>f</m:t>
-        </m:r>
-        <m:r>
-          <m:rPr>
-            <m:sty m:val="p"/>
-          </m:rPr>
-          <m:t>(</m:t>
-        </m:r>
-        <m:r>
-          <m:t>x</m:t>
-        </m:r>
-        <m:r>
-          <m:rPr>
-            <m:sty m:val="p"/>
-          </m:rPr>
-          <m:t>)</m:t>
-        </m:r>
-        <m:r>
-          <m:rPr>
-            <m:sty m:val="p"/>
-          </m:rPr>
-          <m:t>−</m:t>
-        </m:r>
-        <m:r>
-          <m:t>f</m:t>
-        </m:r>
-        <m:r>
-          <m:rPr>
-            <m:sty m:val="p"/>
-          </m:rPr>
-          <m:t>(</m:t>
-        </m:r>
-        <m:r>
-          <m:t>1</m:t>
-        </m:r>
-        <m:r>
-          <m:rPr>
-            <m:sty m:val="p"/>
-          </m:rPr>
-          <m:t>)</m:t>
-        </m:r>
-        <m:r>
-          <m:rPr>
-            <m:sty m:val="p"/>
-          </m:rPr>
-          <m:t>≥</m:t>
-        </m:r>
-        <m:r>
-          <m:t>0</m:t>
-        </m:r>
-      </m:oMath>
-      <w:ins w:id="103" w:author="PR Preview" w:date="2026-01-01T00:00:00Z">
-        <w:r>
-          <w:t xml:space="preserve">,</w:t>
-        </w:r>
-      </w:ins>
-      <w:ins w:id="104" w:author="PR Preview" w:date="2026-01-01T00:00:00Z">
-        <w:r>
-          <w:t xml:space="preserve"> </w:t>
-        </w:r>
-      </w:ins>
-      <w:ins w:id="105" w:author="PR Preview" w:date="2026-01-01T00:00:00Z">
-        <w:r>
-          <w:t xml:space="preserve">that is,</w:t>
-        </w:r>
-      </w:ins>
-      <w:ins w:id="106" w:author="PR Preview" w:date="2026-01-01T00:00:00Z">
-        <w:r>
-          <w:t xml:space="preserve"> </w:t>
-        </w:r>
-      </w:ins>
-      <m:oMath>
-        <m:r>
-          <m:t>f</m:t>
-        </m:r>
-        <m:r>
-          <m:rPr>
-            <m:sty m:val="p"/>
-          </m:rPr>
-          <m:t>(</m:t>
-        </m:r>
-        <m:r>
-          <m:t>x</m:t>
-        </m:r>
-        <m:r>
-          <m:rPr>
-            <m:sty m:val="p"/>
-          </m:rPr>
-          <m:t>)</m:t>
-        </m:r>
-        <m:r>
-          <m:rPr>
-            <m:sty m:val="p"/>
-          </m:rPr>
-          <m:t>≥</m:t>
-        </m:r>
-        <m:r>
-          <m:t>f</m:t>
-        </m:r>
-        <m:r>
-          <m:rPr>
-            <m:sty m:val="p"/>
-          </m:rPr>
-          <m:t>(</m:t>
-        </m:r>
-        <m:r>
-          <m:t>1</m:t>
-        </m:r>
-        <m:r>
-          <m:rPr>
-            <m:sty m:val="p"/>
-          </m:rPr>
-          <m:t>)</m:t>
-        </m:r>
-      </m:oMath>
-      <w:ins w:id="107" w:author="PR Preview" w:date="2026-01-01T00:00:00Z">
-        <w:r>
-          <w:t xml:space="preserve">.</w:t>
-        </w:r>
-      </w:ins>
+      <w:r>
+        <w:t xml:space="preserve">.</w:t>
+      </w:r>
     </w:p>
     <w:p>
       <w:pPr>
